--- a/documentation_veda.docx
+++ b/documentation_veda.docx
@@ -11,6 +11,1403 @@
       </w:pPr>
       <w:r>
         <w:rPr/>
+        <w:t>Some test queries and their answers:</w:t>
+      </w:r>
+    </w:p>
+    <w:p>
+      <w:pPr>
+        <w:pStyle w:val="Normal"/>
+        <w:bidi w:val="0"/>
+        <w:jc w:val="start"/>
+        <w:rPr/>
+      </w:pPr>
+      <w:r>
+        <w:rPr/>
+      </w:r>
+    </w:p>
+    <w:p>
+      <w:pPr>
+        <w:pStyle w:val="Normal"/>
+        <w:bidi w:val="0"/>
+        <w:jc w:val="start"/>
+        <w:rPr/>
+      </w:pPr>
+      <w:r>
+        <w:rPr/>
+        <w:t xml:space="preserve">1. </w:t>
+      </w:r>
+      <w:r>
+        <w:rPr>
+          <w:b/>
+          <w:bCs/>
+        </w:rPr>
+        <w:t>Query</w:t>
+      </w:r>
+      <w:r>
+        <w:rPr/>
+        <w:t>: List all customers in the European region</w:t>
+      </w:r>
+    </w:p>
+    <w:p>
+      <w:pPr>
+        <w:pStyle w:val="Normal"/>
+        <w:bidi w:val="0"/>
+        <w:jc w:val="start"/>
+        <w:rPr/>
+      </w:pPr>
+      <w:r>
+        <w:rPr/>
+      </w:r>
+    </w:p>
+    <w:p>
+      <w:pPr>
+        <w:pStyle w:val="Normal"/>
+        <w:bidi w:val="0"/>
+        <w:jc w:val="start"/>
+        <w:rPr/>
+      </w:pPr>
+      <w:r>
+        <w:rPr>
+          <w:b/>
+          <w:bCs/>
+        </w:rPr>
+        <w:t>Result</w:t>
+      </w:r>
+      <w:r>
+        <w:rPr/>
+        <w:t>: {'intent': 'SELECT', 'temporal_filter': None, 'entities': ['customers', 'region'], 'complexity': 'simple', 'needs_clarification': False, 'clarification_reason': None}</w:t>
+      </w:r>
+    </w:p>
+    <w:p>
+      <w:pPr>
+        <w:pStyle w:val="Normal"/>
+        <w:bidi w:val="0"/>
+        <w:jc w:val="start"/>
+        <w:rPr/>
+      </w:pPr>
+      <w:r>
+        <w:rPr/>
+      </w:r>
+    </w:p>
+    <w:p>
+      <w:pPr>
+        <w:pStyle w:val="Normal"/>
+        <w:bidi w:val="0"/>
+        <w:jc w:val="start"/>
+        <w:rPr/>
+      </w:pPr>
+      <w:r>
+        <w:rPr/>
+        <w:t xml:space="preserve">2. </w:t>
+      </w:r>
+      <w:r>
+        <w:rPr>
+          <w:b/>
+          <w:bCs/>
+        </w:rPr>
+        <w:t>Query</w:t>
+      </w:r>
+      <w:r>
+        <w:rPr/>
+        <w:t>: Display the transaction history for the fraud department</w:t>
+      </w:r>
+    </w:p>
+    <w:p>
+      <w:pPr>
+        <w:pStyle w:val="Normal"/>
+        <w:bidi w:val="0"/>
+        <w:jc w:val="start"/>
+        <w:rPr/>
+      </w:pPr>
+      <w:r>
+        <w:rPr/>
+      </w:r>
+    </w:p>
+    <w:p>
+      <w:pPr>
+        <w:pStyle w:val="Normal"/>
+        <w:bidi w:val="0"/>
+        <w:jc w:val="start"/>
+        <w:rPr/>
+      </w:pPr>
+      <w:r>
+        <w:rPr>
+          <w:b/>
+          <w:bCs/>
+        </w:rPr>
+        <w:t>Result</w:t>
+      </w:r>
+      <w:r>
+        <w:rPr/>
+        <w:t>: {'intent': 'SELECT', 'temporal_filter': None, 'entities': ['fraud', 'transaction_history'], 'complexity': 'simple', 'needs_clarification': False, 'clarification_reason': None}</w:t>
+      </w:r>
+    </w:p>
+    <w:p>
+      <w:pPr>
+        <w:pStyle w:val="Normal"/>
+        <w:bidi w:val="0"/>
+        <w:jc w:val="start"/>
+        <w:rPr/>
+      </w:pPr>
+      <w:r>
+        <w:rPr/>
+      </w:r>
+    </w:p>
+    <w:p>
+      <w:pPr>
+        <w:pStyle w:val="Normal"/>
+        <w:bidi w:val="0"/>
+        <w:jc w:val="start"/>
+        <w:rPr/>
+      </w:pPr>
+      <w:r>
+        <w:rPr/>
+        <w:t xml:space="preserve">3. </w:t>
+      </w:r>
+      <w:r>
+        <w:rPr>
+          <w:b/>
+          <w:bCs/>
+        </w:rPr>
+        <w:t>Query</w:t>
+      </w:r>
+      <w:r>
+        <w:rPr/>
+        <w:t>: Total fraud amount by transaction type last quarter</w:t>
+      </w:r>
+    </w:p>
+    <w:p>
+      <w:pPr>
+        <w:pStyle w:val="Normal"/>
+        <w:bidi w:val="0"/>
+        <w:jc w:val="start"/>
+        <w:rPr/>
+      </w:pPr>
+      <w:r>
+        <w:rPr/>
+      </w:r>
+    </w:p>
+    <w:p>
+      <w:pPr>
+        <w:pStyle w:val="Normal"/>
+        <w:bidi w:val="0"/>
+        <w:jc w:val="start"/>
+        <w:rPr/>
+      </w:pPr>
+      <w:r>
+        <w:rPr>
+          <w:b/>
+          <w:bCs/>
+        </w:rPr>
+        <w:t>Result</w:t>
+      </w:r>
+      <w:r>
+        <w:rPr/>
+        <w:t>: {'intent': 'AGGREGATE', 'temporal_filter': {'expression': 'last quarter', 'start_date': '2024-01-01', 'end_date': '2024-03-31'}, 'entities': ['fraud', 'transaction_type'], 'complexity': 'medium', 'needs_clarification': False, 'clarification_reason': None}</w:t>
+      </w:r>
+    </w:p>
+    <w:p>
+      <w:pPr>
+        <w:pStyle w:val="Normal"/>
+        <w:bidi w:val="0"/>
+        <w:jc w:val="start"/>
+        <w:rPr/>
+      </w:pPr>
+      <w:r>
+        <w:rPr/>
+      </w:r>
+    </w:p>
+    <w:p>
+      <w:pPr>
+        <w:pStyle w:val="Normal"/>
+        <w:bidi w:val="0"/>
+        <w:jc w:val="start"/>
+        <w:rPr/>
+      </w:pPr>
+      <w:r>
+        <w:rPr/>
+        <w:t xml:space="preserve">4. </w:t>
+      </w:r>
+      <w:r>
+        <w:rPr>
+          <w:b/>
+          <w:bCs/>
+        </w:rPr>
+        <w:t>Query</w:t>
+      </w:r>
+      <w:r>
+        <w:rPr/>
+        <w:t>: What is the sum of all international sales this year</w:t>
+      </w:r>
+    </w:p>
+    <w:p>
+      <w:pPr>
+        <w:pStyle w:val="Normal"/>
+        <w:bidi w:val="0"/>
+        <w:jc w:val="start"/>
+        <w:rPr/>
+      </w:pPr>
+      <w:r>
+        <w:rPr/>
+      </w:r>
+    </w:p>
+    <w:p>
+      <w:pPr>
+        <w:pStyle w:val="Normal"/>
+        <w:bidi w:val="0"/>
+        <w:jc w:val="start"/>
+        <w:rPr/>
+      </w:pPr>
+      <w:r>
+        <w:rPr>
+          <w:b/>
+          <w:bCs/>
+        </w:rPr>
+        <w:t>Result</w:t>
+      </w:r>
+      <w:r>
+        <w:rPr/>
+        <w:t>: {'intent': 'AGGREGATE', 'temporal_filter': {'expression': 'this year', 'start_date': '2026-01-01', 'end_date': '2026-12-31'}, 'entities': ['international sales'], 'complexity': 'simple', 'needs_clarification': False, 'clarification_reason': None}</w:t>
+      </w:r>
+    </w:p>
+    <w:p>
+      <w:pPr>
+        <w:pStyle w:val="Normal"/>
+        <w:bidi w:val="0"/>
+        <w:jc w:val="start"/>
+        <w:rPr/>
+      </w:pPr>
+      <w:r>
+        <w:rPr/>
+      </w:r>
+    </w:p>
+    <w:p>
+      <w:pPr>
+        <w:pStyle w:val="Normal"/>
+        <w:bidi w:val="0"/>
+        <w:jc w:val="start"/>
+        <w:rPr/>
+      </w:pPr>
+      <w:r>
+        <w:rPr/>
+        <w:t xml:space="preserve">5. </w:t>
+      </w:r>
+      <w:r>
+        <w:rPr>
+          <w:b/>
+          <w:bCs/>
+        </w:rPr>
+        <w:t>Query</w:t>
+      </w:r>
+      <w:r>
+        <w:rPr/>
+        <w:t>: Show total revenue per customer segment</w:t>
+      </w:r>
+    </w:p>
+    <w:p>
+      <w:pPr>
+        <w:pStyle w:val="Normal"/>
+        <w:bidi w:val="0"/>
+        <w:jc w:val="start"/>
+        <w:rPr/>
+      </w:pPr>
+      <w:r>
+        <w:rPr/>
+      </w:r>
+    </w:p>
+    <w:p>
+      <w:pPr>
+        <w:pStyle w:val="Normal"/>
+        <w:bidi w:val="0"/>
+        <w:jc w:val="start"/>
+        <w:rPr/>
+      </w:pPr>
+      <w:r>
+        <w:rPr>
+          <w:b/>
+          <w:bCs/>
+        </w:rPr>
+        <w:t>Result</w:t>
+      </w:r>
+      <w:r>
+        <w:rPr/>
+        <w:t>: {'intent': 'AGGREGATE', 'temporal_filter': None, 'entities': ['revenue', 'customer_segment'], 'complexity': 'medium', 'needs_clarification': False, 'clarification_reason': None}</w:t>
+      </w:r>
+    </w:p>
+    <w:p>
+      <w:pPr>
+        <w:pStyle w:val="Normal"/>
+        <w:bidi w:val="0"/>
+        <w:jc w:val="start"/>
+        <w:rPr/>
+      </w:pPr>
+      <w:r>
+        <w:rPr/>
+      </w:r>
+    </w:p>
+    <w:p>
+      <w:pPr>
+        <w:pStyle w:val="Normal"/>
+        <w:bidi w:val="0"/>
+        <w:jc w:val="start"/>
+        <w:rPr/>
+      </w:pPr>
+      <w:r>
+        <w:rPr/>
+        <w:t xml:space="preserve">6. </w:t>
+      </w:r>
+      <w:r>
+        <w:rPr>
+          <w:b/>
+          <w:bCs/>
+        </w:rPr>
+        <w:t>Query</w:t>
+      </w:r>
+      <w:r>
+        <w:rPr/>
+        <w:t>: Total refunds processed by the system last week</w:t>
+      </w:r>
+    </w:p>
+    <w:p>
+      <w:pPr>
+        <w:pStyle w:val="Normal"/>
+        <w:bidi w:val="0"/>
+        <w:jc w:val="start"/>
+        <w:rPr/>
+      </w:pPr>
+      <w:r>
+        <w:rPr/>
+      </w:r>
+    </w:p>
+    <w:p>
+      <w:pPr>
+        <w:pStyle w:val="Normal"/>
+        <w:bidi w:val="0"/>
+        <w:jc w:val="start"/>
+        <w:rPr/>
+      </w:pPr>
+      <w:r>
+        <w:rPr>
+          <w:b/>
+          <w:bCs/>
+        </w:rPr>
+        <w:t>Result</w:t>
+      </w:r>
+      <w:r>
+        <w:rPr/>
+        <w:t>: {'intent': 'AGGREGATE', 'temporal_filter': {'expression': 'last week', 'start_date': '2026-05-14', 'end_date': '2026-05-20'}, 'entities': ['refunds'], 'complexity': 'simple', 'needs_clarification': False, 'clarification_reason': None}</w:t>
+      </w:r>
+    </w:p>
+    <w:p>
+      <w:pPr>
+        <w:pStyle w:val="Normal"/>
+        <w:bidi w:val="0"/>
+        <w:jc w:val="start"/>
+        <w:rPr/>
+      </w:pPr>
+      <w:r>
+        <w:rPr/>
+      </w:r>
+    </w:p>
+    <w:p>
+      <w:pPr>
+        <w:pStyle w:val="Normal"/>
+        <w:bidi w:val="0"/>
+        <w:jc w:val="start"/>
+        <w:rPr/>
+      </w:pPr>
+      <w:r>
+        <w:rPr/>
+        <w:t xml:space="preserve">7. </w:t>
+      </w:r>
+      <w:r>
+        <w:rPr>
+          <w:b/>
+          <w:bCs/>
+        </w:rPr>
+        <w:t>Query</w:t>
+      </w:r>
+      <w:r>
+        <w:rPr/>
+        <w:t>: Count the number of new users registered in the last 30 days</w:t>
+      </w:r>
+    </w:p>
+    <w:p>
+      <w:pPr>
+        <w:pStyle w:val="Normal"/>
+        <w:bidi w:val="0"/>
+        <w:jc w:val="start"/>
+        <w:rPr/>
+      </w:pPr>
+      <w:r>
+        <w:rPr/>
+      </w:r>
+    </w:p>
+    <w:p>
+      <w:pPr>
+        <w:pStyle w:val="Normal"/>
+        <w:bidi w:val="0"/>
+        <w:jc w:val="start"/>
+        <w:rPr/>
+      </w:pPr>
+      <w:r>
+        <w:rPr>
+          <w:b/>
+          <w:bCs/>
+        </w:rPr>
+        <w:t>Result</w:t>
+      </w:r>
+      <w:r>
+        <w:rPr/>
+        <w:t>: {'intent': 'COUNT', 'temporal_filter': {'expression': 'last 30 days', 'start_date': '2026-04-20', 'end_date': '2026-05-20'}, 'entities': ['users'], 'complexity': 'simple', 'needs_clarification': False, 'clarification_reason': None}</w:t>
+      </w:r>
+    </w:p>
+    <w:p>
+      <w:pPr>
+        <w:pStyle w:val="Normal"/>
+        <w:bidi w:val="0"/>
+        <w:jc w:val="start"/>
+        <w:rPr/>
+      </w:pPr>
+      <w:r>
+        <w:rPr/>
+      </w:r>
+    </w:p>
+    <w:p>
+      <w:pPr>
+        <w:pStyle w:val="Normal"/>
+        <w:bidi w:val="0"/>
+        <w:jc w:val="start"/>
+        <w:rPr/>
+      </w:pPr>
+      <w:r>
+        <w:rPr/>
+        <w:t xml:space="preserve">8. </w:t>
+      </w:r>
+      <w:r>
+        <w:rPr>
+          <w:b/>
+          <w:bCs/>
+        </w:rPr>
+        <w:t>Query</w:t>
+      </w:r>
+      <w:r>
+        <w:rPr/>
+        <w:t>: How many active accounts do we currently have</w:t>
+      </w:r>
+    </w:p>
+    <w:p>
+      <w:pPr>
+        <w:pStyle w:val="Normal"/>
+        <w:bidi w:val="0"/>
+        <w:jc w:val="start"/>
+        <w:rPr/>
+      </w:pPr>
+      <w:r>
+        <w:rPr/>
+      </w:r>
+    </w:p>
+    <w:p>
+      <w:pPr>
+        <w:pStyle w:val="Normal"/>
+        <w:bidi w:val="0"/>
+        <w:jc w:val="start"/>
+        <w:rPr/>
+      </w:pPr>
+      <w:r>
+        <w:rPr>
+          <w:b/>
+          <w:bCs/>
+        </w:rPr>
+        <w:t>Result</w:t>
+      </w:r>
+      <w:r>
+        <w:rPr/>
+        <w:t>: {'intent': 'COUNT', 'temporal_filter': None, 'entities': ['accounts'], 'complexity': 'simple', 'needs_clarification': False, 'clarification_reason': None}</w:t>
+      </w:r>
+    </w:p>
+    <w:p>
+      <w:pPr>
+        <w:pStyle w:val="Normal"/>
+        <w:bidi w:val="0"/>
+        <w:jc w:val="start"/>
+        <w:rPr/>
+      </w:pPr>
+      <w:r>
+        <w:rPr/>
+      </w:r>
+    </w:p>
+    <w:p>
+      <w:pPr>
+        <w:pStyle w:val="Normal"/>
+        <w:bidi w:val="0"/>
+        <w:jc w:val="start"/>
+        <w:rPr/>
+      </w:pPr>
+      <w:r>
+        <w:rPr/>
+        <w:t xml:space="preserve">9. </w:t>
+      </w:r>
+      <w:r>
+        <w:rPr>
+          <w:b/>
+          <w:bCs/>
+        </w:rPr>
+        <w:t>Query</w:t>
+      </w:r>
+      <w:r>
+        <w:rPr/>
+        <w:t>: What are the top 5 transaction types by volume this year</w:t>
+      </w:r>
+    </w:p>
+    <w:p>
+      <w:pPr>
+        <w:pStyle w:val="Normal"/>
+        <w:bidi w:val="0"/>
+        <w:jc w:val="start"/>
+        <w:rPr/>
+      </w:pPr>
+      <w:r>
+        <w:rPr/>
+      </w:r>
+    </w:p>
+    <w:p>
+      <w:pPr>
+        <w:pStyle w:val="Normal"/>
+        <w:bidi w:val="0"/>
+        <w:jc w:val="start"/>
+        <w:rPr/>
+      </w:pPr>
+      <w:r>
+        <w:rPr>
+          <w:b/>
+          <w:bCs/>
+        </w:rPr>
+        <w:t>Result</w:t>
+      </w:r>
+      <w:r>
+        <w:rPr/>
+        <w:t>: {'intent': 'TOP_N', 'temporal_filter': {'expression': 'this year', 'start_date': '2026-01-01', 'end_date': '2026-12-31'}, 'entities': ['transaction_type'], 'complexity': 'medium', 'needs_clarification': False, 'clarification_reason': None}</w:t>
+      </w:r>
+    </w:p>
+    <w:p>
+      <w:pPr>
+        <w:pStyle w:val="Normal"/>
+        <w:bidi w:val="0"/>
+        <w:jc w:val="start"/>
+        <w:rPr/>
+      </w:pPr>
+      <w:r>
+        <w:rPr/>
+      </w:r>
+    </w:p>
+    <w:p>
+      <w:pPr>
+        <w:pStyle w:val="Normal"/>
+        <w:bidi w:val="0"/>
+        <w:jc w:val="start"/>
+        <w:rPr/>
+      </w:pPr>
+      <w:r>
+        <w:rPr/>
+        <w:t xml:space="preserve">10. </w:t>
+      </w:r>
+      <w:r>
+        <w:rPr>
+          <w:b/>
+          <w:bCs/>
+        </w:rPr>
+        <w:t>Query</w:t>
+      </w:r>
+      <w:r>
+        <w:rPr/>
+        <w:t>: Find the 3 regions with the highest fraud rates last month</w:t>
+      </w:r>
+    </w:p>
+    <w:p>
+      <w:pPr>
+        <w:pStyle w:val="Normal"/>
+        <w:bidi w:val="0"/>
+        <w:jc w:val="start"/>
+        <w:rPr/>
+      </w:pPr>
+      <w:r>
+        <w:rPr/>
+      </w:r>
+    </w:p>
+    <w:p>
+      <w:pPr>
+        <w:pStyle w:val="Normal"/>
+        <w:bidi w:val="0"/>
+        <w:jc w:val="start"/>
+        <w:rPr/>
+      </w:pPr>
+      <w:r>
+        <w:rPr>
+          <w:b/>
+          <w:bCs/>
+        </w:rPr>
+        <w:t>Result</w:t>
+      </w:r>
+      <w:r>
+        <w:rPr/>
+        <w:t>: {'intent': 'TOP_N', 'temporal_filter': {'expression': 'last month', 'start_date': '2026-04-21', 'end_date': '2026-05-20'}, 'entities': ['regions', 'fraud'], 'complexity': 'medium', 'needs_clarification': False, 'clarification_reason': None}</w:t>
+      </w:r>
+    </w:p>
+    <w:p>
+      <w:pPr>
+        <w:pStyle w:val="Normal"/>
+        <w:bidi w:val="0"/>
+        <w:jc w:val="start"/>
+        <w:rPr/>
+      </w:pPr>
+      <w:r>
+        <w:rPr/>
+      </w:r>
+    </w:p>
+    <w:p>
+      <w:pPr>
+        <w:pStyle w:val="Normal"/>
+        <w:bidi w:val="0"/>
+        <w:jc w:val="start"/>
+        <w:rPr/>
+      </w:pPr>
+      <w:r>
+        <w:rPr/>
+        <w:t xml:space="preserve">11. </w:t>
+      </w:r>
+      <w:r>
+        <w:rPr>
+          <w:b/>
+          <w:bCs/>
+        </w:rPr>
+        <w:t>Query</w:t>
+      </w:r>
+      <w:r>
+        <w:rPr/>
+        <w:t>: Show accounts without any login activity this year</w:t>
+      </w:r>
+    </w:p>
+    <w:p>
+      <w:pPr>
+        <w:pStyle w:val="Normal"/>
+        <w:bidi w:val="0"/>
+        <w:jc w:val="start"/>
+        <w:rPr/>
+      </w:pPr>
+      <w:r>
+        <w:rPr/>
+      </w:r>
+    </w:p>
+    <w:p>
+      <w:pPr>
+        <w:pStyle w:val="Normal"/>
+        <w:bidi w:val="0"/>
+        <w:jc w:val="start"/>
+        <w:rPr/>
+      </w:pPr>
+      <w:r>
+        <w:rPr>
+          <w:b/>
+          <w:bCs/>
+        </w:rPr>
+        <w:t>Result</w:t>
+      </w:r>
+      <w:r>
+        <w:rPr/>
+        <w:t>: {'intent': 'SELECT_SUBQUERY', 'temporal_filter': {'expression': 'this year', 'start_date': '2026-01-01', 'end_date': '2026-12-31'}, 'entities': ['accounts', 'login_activity'], 'complexity': 'complex', 'needs_clarification': False, 'clarification_reason': None}</w:t>
+      </w:r>
+    </w:p>
+    <w:p>
+      <w:pPr>
+        <w:pStyle w:val="Normal"/>
+        <w:bidi w:val="0"/>
+        <w:jc w:val="start"/>
+        <w:rPr/>
+      </w:pPr>
+      <w:r>
+        <w:rPr/>
+      </w:r>
+    </w:p>
+    <w:p>
+      <w:pPr>
+        <w:pStyle w:val="Normal"/>
+        <w:bidi w:val="0"/>
+        <w:jc w:val="start"/>
+        <w:rPr/>
+      </w:pPr>
+      <w:r>
+        <w:rPr/>
+        <w:t xml:space="preserve">12. </w:t>
+      </w:r>
+      <w:r>
+        <w:rPr>
+          <w:b/>
+          <w:bCs/>
+        </w:rPr>
+        <w:t>Query</w:t>
+      </w:r>
+      <w:r>
+        <w:rPr/>
+        <w:t>: Users who have not made a purchase in the last quarter</w:t>
+      </w:r>
+    </w:p>
+    <w:p>
+      <w:pPr>
+        <w:pStyle w:val="Normal"/>
+        <w:bidi w:val="0"/>
+        <w:jc w:val="start"/>
+        <w:rPr/>
+      </w:pPr>
+      <w:r>
+        <w:rPr/>
+      </w:r>
+    </w:p>
+    <w:p>
+      <w:pPr>
+        <w:pStyle w:val="Normal"/>
+        <w:bidi w:val="0"/>
+        <w:jc w:val="start"/>
+        <w:rPr/>
+      </w:pPr>
+      <w:r>
+        <w:rPr>
+          <w:b/>
+          <w:bCs/>
+        </w:rPr>
+        <w:t>Result</w:t>
+      </w:r>
+      <w:r>
+        <w:rPr/>
+        <w:t>: {'intent': 'SELECT_SUBQUERY', 'temporal_filter': {'expression': 'last quarter', 'start_date': '2024-01-01', 'end_date': '2024-03-31'}, 'entities': ['users', 'purchases'], 'complexity': 'complex', 'needs_clarification': False, 'clarification_reason': None}</w:t>
+      </w:r>
+    </w:p>
+    <w:p>
+      <w:pPr>
+        <w:pStyle w:val="Normal"/>
+        <w:bidi w:val="0"/>
+        <w:jc w:val="start"/>
+        <w:rPr/>
+      </w:pPr>
+      <w:r>
+        <w:rPr/>
+      </w:r>
+    </w:p>
+    <w:p>
+      <w:pPr>
+        <w:pStyle w:val="Normal"/>
+        <w:bidi w:val="0"/>
+        <w:jc w:val="start"/>
+        <w:rPr/>
+      </w:pPr>
+      <w:r>
+        <w:rPr/>
+        <w:t xml:space="preserve">13. </w:t>
+      </w:r>
+      <w:r>
+        <w:rPr>
+          <w:b/>
+          <w:bCs/>
+        </w:rPr>
+        <w:t>Query</w:t>
+      </w:r>
+      <w:r>
+        <w:rPr/>
+        <w:t>: total sales</w:t>
+      </w:r>
+    </w:p>
+    <w:p>
+      <w:pPr>
+        <w:pStyle w:val="Normal"/>
+        <w:bidi w:val="0"/>
+        <w:jc w:val="start"/>
+        <w:rPr/>
+      </w:pPr>
+      <w:r>
+        <w:rPr/>
+      </w:r>
+    </w:p>
+    <w:p>
+      <w:pPr>
+        <w:pStyle w:val="Normal"/>
+        <w:bidi w:val="0"/>
+        <w:jc w:val="start"/>
+        <w:rPr/>
+      </w:pPr>
+      <w:r>
+        <w:rPr>
+          <w:b/>
+          <w:bCs/>
+        </w:rPr>
+        <w:t>Result</w:t>
+      </w:r>
+      <w:r>
+        <w:rPr/>
+        <w:t>: {'intent': 'AGGREGATE', 'temporal_filter': None, 'entities': ['sales'], 'complexity': 'simple', 'needs_clarification': False, 'clarification_reason': None}</w:t>
+      </w:r>
+    </w:p>
+    <w:p>
+      <w:pPr>
+        <w:pStyle w:val="Normal"/>
+        <w:bidi w:val="0"/>
+        <w:jc w:val="start"/>
+        <w:rPr/>
+      </w:pPr>
+      <w:r>
+        <w:rPr/>
+      </w:r>
+    </w:p>
+    <w:p>
+      <w:pPr>
+        <w:pStyle w:val="Normal"/>
+        <w:bidi w:val="0"/>
+        <w:jc w:val="start"/>
+        <w:rPr/>
+      </w:pPr>
+      <w:r>
+        <w:rPr/>
+        <w:t xml:space="preserve">14. </w:t>
+      </w:r>
+      <w:r>
+        <w:rPr>
+          <w:b/>
+          <w:bCs/>
+        </w:rPr>
+        <w:t>Query</w:t>
+      </w:r>
+      <w:r>
+        <w:rPr/>
+        <w:t>: compare the two things</w:t>
+      </w:r>
+    </w:p>
+    <w:p>
+      <w:pPr>
+        <w:pStyle w:val="Normal"/>
+        <w:bidi w:val="0"/>
+        <w:jc w:val="start"/>
+        <w:rPr/>
+      </w:pPr>
+      <w:r>
+        <w:rPr/>
+      </w:r>
+    </w:p>
+    <w:p>
+      <w:pPr>
+        <w:pStyle w:val="Normal"/>
+        <w:bidi w:val="0"/>
+        <w:jc w:val="start"/>
+        <w:rPr/>
+      </w:pPr>
+      <w:r>
+        <w:rPr>
+          <w:b/>
+          <w:bCs/>
+        </w:rPr>
+        <w:t>Result</w:t>
+      </w:r>
+      <w:r>
+        <w:rPr/>
+        <w:t>: {'intent': 'SELECT', 'temporal_filter': None, 'entities': [], 'complexity': 'simple', 'needs_clarification': True, 'clarification_reason': 'Please provide more information.'}</w:t>
+      </w:r>
+    </w:p>
+    <w:p>
+      <w:pPr>
+        <w:pStyle w:val="Normal"/>
+        <w:bidi w:val="0"/>
+        <w:jc w:val="start"/>
+        <w:rPr/>
+      </w:pPr>
+      <w:r>
+        <w:rPr/>
+      </w:r>
+    </w:p>
+    <w:p>
+      <w:pPr>
+        <w:pStyle w:val="Normal"/>
+        <w:bidi w:val="0"/>
+        <w:jc w:val="start"/>
+        <w:rPr/>
+      </w:pPr>
+      <w:r>
+        <w:rPr/>
+        <w:t xml:space="preserve">15. </w:t>
+      </w:r>
+      <w:r>
+        <w:rPr>
+          <w:b/>
+          <w:bCs/>
+        </w:rPr>
+        <w:t>Query</w:t>
+      </w:r>
+      <w:r>
+        <w:rPr/>
+        <w:t>: What is money?</w:t>
+      </w:r>
+    </w:p>
+    <w:p>
+      <w:pPr>
+        <w:pStyle w:val="Normal"/>
+        <w:bidi w:val="0"/>
+        <w:jc w:val="start"/>
+        <w:rPr/>
+      </w:pPr>
+      <w:r>
+        <w:rPr/>
+      </w:r>
+    </w:p>
+    <w:p>
+      <w:pPr>
+        <w:pStyle w:val="Normal"/>
+        <w:bidi w:val="0"/>
+        <w:jc w:val="start"/>
+        <w:rPr/>
+      </w:pPr>
+      <w:r>
+        <w:rPr>
+          <w:b/>
+          <w:bCs/>
+        </w:rPr>
+        <w:t>Result</w:t>
+      </w:r>
+      <w:r>
+        <w:rPr/>
+        <w:t>: {'intent': 'SELECT', 'temporal_filter': None, 'entities': [], 'complexity': 'simple', 'needs_clarification': True, 'clarification_reason': 'This pipeline only processes queries about business metrics and transactions. I cannot answer general knowledge questions.'}</w:t>
+      </w:r>
+    </w:p>
+    <w:p>
+      <w:pPr>
+        <w:pStyle w:val="Normal"/>
+        <w:bidi w:val="0"/>
+        <w:jc w:val="start"/>
+        <w:rPr/>
+      </w:pPr>
+      <w:r>
+        <w:rPr/>
+      </w:r>
+    </w:p>
+    <w:p>
+      <w:pPr>
+        <w:pStyle w:val="Normal"/>
+        <w:bidi w:val="0"/>
+        <w:jc w:val="start"/>
+        <w:rPr/>
+      </w:pPr>
+      <w:r>
+        <w:rPr/>
+        <w:t xml:space="preserve">16. </w:t>
+      </w:r>
+      <w:r>
+        <w:rPr>
+          <w:b/>
+          <w:bCs/>
+        </w:rPr>
+        <w:t>Query</w:t>
+      </w:r>
+      <w:r>
+        <w:rPr/>
+        <w:t>: How to hack a bank account</w:t>
+      </w:r>
+    </w:p>
+    <w:p>
+      <w:pPr>
+        <w:pStyle w:val="Normal"/>
+        <w:bidi w:val="0"/>
+        <w:jc w:val="start"/>
+        <w:rPr/>
+      </w:pPr>
+      <w:r>
+        <w:rPr/>
+      </w:r>
+    </w:p>
+    <w:p>
+      <w:pPr>
+        <w:pStyle w:val="Normal"/>
+        <w:bidi w:val="0"/>
+        <w:jc w:val="start"/>
+        <w:rPr/>
+      </w:pPr>
+      <w:r>
+        <w:rPr>
+          <w:b/>
+          <w:bCs/>
+        </w:rPr>
+        <w:t>Result</w:t>
+      </w:r>
+      <w:r>
+        <w:rPr/>
+        <w:t>: {'intent': 'SELECT', 'temporal_filter': None, 'entities': [], 'complexity': 'simple', 'needs_clarification': True, 'clarification_reason': 'This pipeline only processes queries about business metrics and transactions. I cannot assist with hacking activities.'}</w:t>
+      </w:r>
+    </w:p>
+    <w:p>
+      <w:pPr>
+        <w:pStyle w:val="Normal"/>
+        <w:bidi w:val="0"/>
+        <w:jc w:val="start"/>
+        <w:rPr/>
+      </w:pPr>
+      <w:r>
+        <w:rPr/>
+      </w:r>
+    </w:p>
+    <w:p>
+      <w:pPr>
+        <w:pStyle w:val="Normal"/>
+        <w:bidi w:val="0"/>
+        <w:jc w:val="start"/>
+        <w:rPr/>
+      </w:pPr>
+      <w:r>
+        <w:rPr/>
+        <w:t xml:space="preserve">17. </w:t>
+      </w:r>
+      <w:r>
+        <w:rPr>
+          <w:b/>
+          <w:bCs/>
+        </w:rPr>
+        <w:t>Query</w:t>
+      </w:r>
+      <w:r>
+        <w:rPr/>
+        <w:t>: Total fraud amount by transaction type last quarter</w:t>
+      </w:r>
+    </w:p>
+    <w:p>
+      <w:pPr>
+        <w:pStyle w:val="Normal"/>
+        <w:bidi w:val="0"/>
+        <w:jc w:val="start"/>
+        <w:rPr/>
+      </w:pPr>
+      <w:r>
+        <w:rPr/>
+      </w:r>
+    </w:p>
+    <w:p>
+      <w:pPr>
+        <w:pStyle w:val="Normal"/>
+        <w:bidi w:val="0"/>
+        <w:jc w:val="start"/>
+        <w:rPr/>
+      </w:pPr>
+      <w:r>
+        <w:rPr>
+          <w:b/>
+          <w:bCs/>
+        </w:rPr>
+        <w:t>Result</w:t>
+      </w:r>
+      <w:r>
+        <w:rPr/>
+        <w:t>: {'intent': 'AGGREGATE', 'temporal_filter': {'expression': 'last quarter', 'start_date': '2024-01-01', 'end_date': '2024-03-31'}, 'entities': ['fraud', 'transaction_type'], 'complexity': 'medium', 'needs_clarification': False, 'clarification_reason': None}</w:t>
+      </w:r>
+    </w:p>
+    <w:p>
+      <w:pPr>
+        <w:pStyle w:val="Normal"/>
+        <w:bidi w:val="0"/>
+        <w:jc w:val="start"/>
+        <w:rPr/>
+      </w:pPr>
+      <w:r>
+        <w:rPr/>
+      </w:r>
+    </w:p>
+    <w:p>
+      <w:pPr>
+        <w:pStyle w:val="Normal"/>
+        <w:bidi w:val="0"/>
+        <w:jc w:val="start"/>
+        <w:rPr/>
+      </w:pPr>
+      <w:r>
+        <w:rPr/>
+        <w:t xml:space="preserve">18. </w:t>
+      </w:r>
+      <w:r>
+        <w:rPr>
+          <w:b/>
+          <w:bCs/>
+        </w:rPr>
+        <w:t>Query</w:t>
+      </w:r>
+      <w:r>
+        <w:rPr/>
+        <w:t>: How many transactions last month?</w:t>
+      </w:r>
+    </w:p>
+    <w:p>
+      <w:pPr>
+        <w:pStyle w:val="Normal"/>
+        <w:bidi w:val="0"/>
+        <w:jc w:val="start"/>
+        <w:rPr/>
+      </w:pPr>
+      <w:r>
+        <w:rPr/>
+      </w:r>
+    </w:p>
+    <w:p>
+      <w:pPr>
+        <w:pStyle w:val="Normal"/>
+        <w:bidi w:val="0"/>
+        <w:jc w:val="start"/>
+        <w:rPr/>
+      </w:pPr>
+      <w:r>
+        <w:rPr>
+          <w:b/>
+          <w:bCs/>
+        </w:rPr>
+        <w:t>Result</w:t>
+      </w:r>
+      <w:r>
+        <w:rPr/>
+        <w:t>: {'intent': 'COUNT', 'temporal_filter': {'expression': 'last month', 'start_date': '2026-04-21', 'end_date': '2026-05-20'}, 'entities': ['transactions'], 'complexity': 'simple', 'needs_clarification': False, 'clarification_reason': None}</w:t>
+      </w:r>
+    </w:p>
+    <w:p>
+      <w:pPr>
+        <w:pStyle w:val="Normal"/>
+        <w:bidi w:val="0"/>
+        <w:jc w:val="start"/>
+        <w:rPr/>
+      </w:pPr>
+      <w:r>
+        <w:rPr/>
+      </w:r>
+    </w:p>
+    <w:p>
+      <w:pPr>
+        <w:pStyle w:val="Normal"/>
+        <w:bidi w:val="0"/>
+        <w:jc w:val="start"/>
+        <w:rPr/>
+      </w:pPr>
+      <w:r>
+        <w:rPr/>
+        <w:t xml:space="preserve">19. </w:t>
+      </w:r>
+      <w:r>
+        <w:rPr>
+          <w:b/>
+          <w:bCs/>
+        </w:rPr>
+        <w:t>Query</w:t>
+      </w:r>
+      <w:r>
+        <w:rPr/>
+        <w:t>: Show all high-value transactions above 50,000</w:t>
+      </w:r>
+    </w:p>
+    <w:p>
+      <w:pPr>
+        <w:pStyle w:val="Normal"/>
+        <w:bidi w:val="0"/>
+        <w:jc w:val="start"/>
+        <w:rPr/>
+      </w:pPr>
+      <w:r>
+        <w:rPr/>
+      </w:r>
+    </w:p>
+    <w:p>
+      <w:pPr>
+        <w:pStyle w:val="Normal"/>
+        <w:bidi w:val="0"/>
+        <w:jc w:val="start"/>
+        <w:rPr/>
+      </w:pPr>
+      <w:r>
+        <w:rPr>
+          <w:b/>
+          <w:bCs/>
+        </w:rPr>
+        <w:t>Result</w:t>
+      </w:r>
+      <w:r>
+        <w:rPr/>
+        <w:t>: {'intent': 'SELECT', 'temporal_filter': None, 'entities': ['high-value transactions', 'transactions'], 'complexity': 'simple', 'needs_clarification': False, 'clarification_reason': None}</w:t>
+      </w:r>
+    </w:p>
+    <w:p>
+      <w:pPr>
+        <w:pStyle w:val="Normal"/>
+        <w:bidi w:val="0"/>
+        <w:jc w:val="start"/>
+        <w:rPr/>
+      </w:pPr>
+      <w:r>
+        <w:rPr/>
+      </w:r>
+    </w:p>
+    <w:p>
+      <w:pPr>
+        <w:pStyle w:val="Normal"/>
+        <w:bidi w:val="0"/>
+        <w:jc w:val="start"/>
+        <w:rPr/>
+      </w:pPr>
+      <w:r>
+        <w:rPr/>
+        <w:t xml:space="preserve">20. </w:t>
+      </w:r>
+      <w:r>
+        <w:rPr>
+          <w:b/>
+          <w:bCs/>
+        </w:rPr>
+        <w:t>Query</w:t>
+      </w:r>
+      <w:r>
+        <w:rPr/>
+        <w:t>: Top 10 customers by total transaction amount</w:t>
+      </w:r>
+    </w:p>
+    <w:p>
+      <w:pPr>
+        <w:pStyle w:val="Normal"/>
+        <w:bidi w:val="0"/>
+        <w:jc w:val="start"/>
+        <w:rPr/>
+      </w:pPr>
+      <w:r>
+        <w:rPr/>
+      </w:r>
+    </w:p>
+    <w:p>
+      <w:pPr>
+        <w:pStyle w:val="Normal"/>
+        <w:bidi w:val="0"/>
+        <w:jc w:val="start"/>
+        <w:rPr/>
+      </w:pPr>
+      <w:r>
+        <w:rPr>
+          <w:b/>
+          <w:bCs/>
+        </w:rPr>
+        <w:t>Result</w:t>
+      </w:r>
+      <w:r>
+        <w:rPr/>
+        <w:t>: {'intent': 'TOP_N', 'temporal_filter': None, 'entities': ['customers', 'transactions'], 'complexity': 'medium', 'needs_clarification': False, 'clarification_reason': None}</w:t>
+      </w:r>
+    </w:p>
+    <w:p>
+      <w:pPr>
+        <w:pStyle w:val="Normal"/>
+        <w:bidi w:val="0"/>
+        <w:jc w:val="start"/>
+        <w:rPr/>
+      </w:pPr>
+      <w:r>
+        <w:rPr/>
+      </w:r>
+    </w:p>
+    <w:p>
+      <w:pPr>
+        <w:pStyle w:val="Normal"/>
+        <w:bidi w:val="0"/>
+        <w:jc w:val="start"/>
+        <w:rPr/>
+      </w:pPr>
+      <w:r>
+        <w:rPr/>
+        <w:t xml:space="preserve">21. </w:t>
+      </w:r>
+      <w:r>
+        <w:rPr>
+          <w:b/>
+          <w:bCs/>
+        </w:rPr>
+        <w:t>Query</w:t>
+      </w:r>
+      <w:r>
+        <w:rPr/>
+        <w:t>: Customers with no transactions in the last 30 days</w:t>
+      </w:r>
+    </w:p>
+    <w:p>
+      <w:pPr>
+        <w:pStyle w:val="Normal"/>
+        <w:bidi w:val="0"/>
+        <w:jc w:val="start"/>
+        <w:rPr/>
+      </w:pPr>
+      <w:r>
+        <w:rPr/>
+      </w:r>
+    </w:p>
+    <w:p>
+      <w:pPr>
+        <w:pStyle w:val="Normal"/>
+        <w:bidi w:val="0"/>
+        <w:jc w:val="start"/>
+        <w:rPr/>
+      </w:pPr>
+      <w:r>
+        <w:rPr>
+          <w:b/>
+          <w:bCs/>
+        </w:rPr>
+        <w:t>Result</w:t>
+      </w:r>
+      <w:r>
+        <w:rPr/>
+        <w:t>: {'intent': 'SELECT_SUBQUERY', 'temporal_filter': {'expression': 'last 30 days', 'start_date': '2026-04-20', 'end_date': '2026-05-20'}, 'entities': ['customers', 'transactions'], 'complexity': 'complex', 'needs_clarification': False, 'clarification_reason': None}</w:t>
+      </w:r>
+    </w:p>
+    <w:p>
+      <w:pPr>
+        <w:pStyle w:val="Normal"/>
+        <w:bidi w:val="0"/>
+        <w:jc w:val="start"/>
+        <w:rPr/>
+      </w:pPr>
+      <w:r>
+        <w:rPr/>
+      </w:r>
+    </w:p>
+    <w:p>
+      <w:pPr>
+        <w:pStyle w:val="Normal"/>
+        <w:bidi w:val="0"/>
+        <w:jc w:val="start"/>
+        <w:rPr/>
+      </w:pPr>
+      <w:r>
+        <w:rPr/>
+      </w:r>
+    </w:p>
+    <w:p>
+      <w:pPr>
+        <w:pStyle w:val="Normal"/>
+        <w:bidi w:val="0"/>
+        <w:jc w:val="start"/>
+        <w:rPr/>
+      </w:pPr>
+      <w:r>
+        <w:rPr/>
+      </w:r>
+    </w:p>
+    <w:p>
+      <w:pPr>
+        <w:pStyle w:val="Normal"/>
+        <w:bidi w:val="0"/>
+        <w:jc w:val="start"/>
+        <w:rPr/>
+      </w:pPr>
+      <w:r>
+        <w:rPr>
+          <w:b/>
+          <w:bCs/>
+        </w:rPr>
+        <w:t>Limitations</w:t>
+      </w:r>
+      <w:r>
+        <w:rPr/>
+        <w:t>: Since a list of departments is not provided, it models fails to distinguish between a department and nonsensical words like “monkey” and treat both of them as an entity. For this I have added some examples in the system prompt and also added a custom_rule to only look for standard industrial words. But this can be a problem if the company has non standard names for their department.</w:t>
       </w:r>
     </w:p>
     <w:sectPr>
